--- a/AMA_2425_Grupo6.docx
+++ b/AMA_2425_Grupo6.docx
@@ -883,8 +883,19 @@
                 <w:sz w:val="36"/>
                 <w:szCs w:val="36"/>
               </w:rPr>
-              <w:t>Ricardo Emanuel Sousa Vieira Augusto</w:t>
-            </w:r>
+              <w:t xml:space="preserve">Isabella </w:t>
+            </w:r>
+            <w:proofErr w:type="spellStart"/>
+            <w:r>
+              <w:rPr>
+                <w:rFonts w:eastAsiaTheme="minorEastAsia" w:cs="PortoSerif-Light"/>
+                <w:color w:val="000000"/>
+                <w:sz w:val="36"/>
+                <w:szCs w:val="36"/>
+              </w:rPr>
+              <w:t>Bertucci</w:t>
+            </w:r>
+            <w:proofErr w:type="spellEnd"/>
           </w:p>
           <w:p>
             <w:pPr>
@@ -898,21 +909,12 @@
               <w:jc w:val="left"/>
               <w:textAlignment w:val="center"/>
               <w:rPr>
-                <w:rFonts w:eastAsiaTheme="minorEastAsia" w:cs="PortoSerif-Regular"/>
-                <w:color w:val="000000"/>
-                <w:sz w:val="48"/>
-                <w:szCs w:val="48"/>
-              </w:rPr>
-            </w:pPr>
-            <w:r>
-              <w:rPr>
                 <w:rFonts w:eastAsiaTheme="minorEastAsia" w:cs="PortoSerif-Light"/>
                 <w:color w:val="000000"/>
                 <w:sz w:val="36"/>
                 <w:szCs w:val="36"/>
               </w:rPr>
-              <w:t>Sérgio</w:t>
-            </w:r>
+            </w:pPr>
             <w:r>
               <w:rPr>
                 <w:rFonts w:eastAsiaTheme="minorEastAsia" w:cs="PortoSerif-Light"/>
@@ -920,7 +922,7 @@
                 <w:sz w:val="36"/>
                 <w:szCs w:val="36"/>
               </w:rPr>
-              <w:t xml:space="preserve"> Alexandre Moreira Alves</w:t>
+              <w:t>Ricardo Emanuel Sousa Vieira Augusto</w:t>
             </w:r>
           </w:p>
           <w:p>
@@ -930,12 +932,12 @@
               <w:autoSpaceDE w:val="0"/>
               <w:autoSpaceDN w:val="0"/>
               <w:adjustRightInd w:val="0"/>
-              <w:spacing w:line="720" w:lineRule="auto"/>
+              <w:spacing w:line="312" w:lineRule="auto"/>
               <w:ind w:firstLine="0"/>
               <w:jc w:val="left"/>
               <w:textAlignment w:val="center"/>
               <w:rPr>
-                <w:rFonts w:ascii="PortoSerif-Light" w:eastAsiaTheme="minorEastAsia" w:hAnsi="PortoSerif-Light" w:cs="PortoSerif-Light"/>
+                <w:rFonts w:eastAsiaTheme="minorEastAsia" w:cs="PortoSerif-Light"/>
                 <w:color w:val="000000"/>
                 <w:sz w:val="36"/>
                 <w:szCs w:val="36"/>
@@ -965,7 +967,15 @@
                 <w:caps/>
                 <w:color w:val="000000"/>
               </w:rPr>
-              <w:t>01</w:t>
+              <w:t>0</w:t>
+            </w:r>
+            <w:r>
+              <w:rPr>
+                <w:rFonts w:ascii="Porto Sans Light" w:eastAsiaTheme="minorEastAsia" w:hAnsi="Porto Sans Light" w:cs="PortoSans-Light"/>
+                <w:caps/>
+                <w:color w:val="000000"/>
+              </w:rPr>
+              <w:t>4</w:t>
             </w:r>
             <w:r>
               <w:rPr>
@@ -1405,28 +1415,23 @@
           <w:sz w:val="28"/>
           <w:szCs w:val="28"/>
         </w:rPr>
-        <w:t>Ricardo Emanuel Sousa Vieira August</w:t>
-      </w:r>
+        <w:t xml:space="preserve">Isabella </w:t>
+      </w:r>
+      <w:proofErr w:type="spellStart"/>
       <w:r>
         <w:rPr>
           <w:sz w:val="28"/>
           <w:szCs w:val="28"/>
         </w:rPr>
-        <w:t>o</w:t>
-      </w:r>
+        <w:t>Bertucci</w:t>
+      </w:r>
+      <w:proofErr w:type="spellEnd"/>
       <w:r>
         <w:rPr>
           <w:sz w:val="28"/>
           <w:szCs w:val="28"/>
         </w:rPr>
-        <w:t xml:space="preserve"> </w:t>
-      </w:r>
-      <w:r>
-        <w:rPr>
-          <w:sz w:val="28"/>
-          <w:szCs w:val="28"/>
-        </w:rPr>
-        <w:t xml:space="preserve">| </w:t>
+        <w:t xml:space="preserve"> | </w:t>
       </w:r>
       <w:r>
         <w:rPr>
@@ -1450,21 +1455,35 @@
           <w:sz w:val="28"/>
           <w:szCs w:val="28"/>
         </w:rPr>
-        <w:t>Sérgio</w:t>
+        <w:t>Ricardo Emanuel Sousa Vieira August</w:t>
       </w:r>
       <w:r>
         <w:rPr>
           <w:sz w:val="28"/>
           <w:szCs w:val="28"/>
         </w:rPr>
-        <w:t xml:space="preserve"> Alexandre Moreira</w:t>
+        <w:t>o</w:t>
       </w:r>
       <w:r>
         <w:rPr>
           <w:sz w:val="28"/>
           <w:szCs w:val="28"/>
         </w:rPr>
-        <w:t xml:space="preserve"> Alves | 40220400 </w:t>
+        <w:t xml:space="preserve"> </w:t>
+      </w:r>
+      <w:r>
+        <w:rPr>
+          <w:sz w:val="28"/>
+          <w:szCs w:val="28"/>
+        </w:rPr>
+        <w:t xml:space="preserve">| </w:t>
+      </w:r>
+      <w:r>
+        <w:rPr>
+          <w:sz w:val="28"/>
+          <w:szCs w:val="28"/>
+        </w:rPr>
+        <w:t>40210081</w:t>
       </w:r>
     </w:p>
     <w:p>
@@ -1553,7 +1572,10 @@
         <w:jc w:val="center"/>
       </w:pPr>
       <w:r>
-        <w:t>Engenharia de Software</w:t>
+        <w:t xml:space="preserve">Programação Web II | Testes e Performance Web | </w:t>
+      </w:r>
+      <w:r>
+        <w:t>Projeto II</w:t>
       </w:r>
     </w:p>
     <w:p>
@@ -1571,16 +1593,25 @@
         <w:t>Docente</w:t>
       </w:r>
       <w:r>
-        <w:t>: Prof.</w:t>
+        <w:t>s</w:t>
+      </w:r>
+      <w:r>
+        <w:t xml:space="preserve">: </w:t>
+      </w:r>
+      <w:r>
+        <w:t xml:space="preserve">Prof.ª Teresa Terroso | Prof. André Costa | </w:t>
+      </w:r>
+      <w:r>
+        <w:t>Prof.</w:t>
       </w:r>
       <w:r>
         <w:t xml:space="preserve"> </w:t>
       </w:r>
       <w:r>
-        <w:t xml:space="preserve">Doutor </w:t>
-      </w:r>
-      <w:r>
         <w:t>Lino Oliveira</w:t>
+      </w:r>
+      <w:r>
+        <w:t xml:space="preserve"> | Prof. Jorge Lima</w:t>
       </w:r>
     </w:p>
     <w:p>
@@ -1633,7 +1664,7 @@
         <w:t xml:space="preserve">Vila do Conde, </w:t>
       </w:r>
       <w:r>
-        <w:t>janeiro</w:t>
+        <w:t>abril</w:t>
       </w:r>
       <w:r>
         <w:t xml:space="preserve"> </w:t>
@@ -13894,7 +13925,7 @@
           <w:noProof/>
         </w:rPr>
         <w:drawing>
-          <wp:anchor distT="0" distB="0" distL="114300" distR="114300" simplePos="0" relativeHeight="251662336" behindDoc="1" locked="0" layoutInCell="1" allowOverlap="1" wp14:anchorId="6D36A1DD" wp14:editId="0E524AC1">
+          <wp:anchor distT="0" distB="0" distL="114300" distR="114300" simplePos="0" relativeHeight="251662336" behindDoc="1" locked="0" layoutInCell="1" allowOverlap="1" wp14:anchorId="6D36A1DD" wp14:editId="5215108C">
             <wp:simplePos x="0" y="0"/>
             <wp:positionH relativeFrom="margin">
               <wp:align>left</wp:align>
@@ -14587,7 +14618,7 @@
           <w:noProof/>
         </w:rPr>
         <w:drawing>
-          <wp:anchor distT="0" distB="0" distL="114300" distR="114300" simplePos="0" relativeHeight="251664384" behindDoc="1" locked="0" layoutInCell="1" allowOverlap="1" wp14:anchorId="66136D15" wp14:editId="1C9EACA7">
+          <wp:anchor distT="0" distB="0" distL="114300" distR="114300" simplePos="0" relativeHeight="251664384" behindDoc="1" locked="0" layoutInCell="1" allowOverlap="1" wp14:anchorId="66136D15" wp14:editId="6B23A8F1">
             <wp:simplePos x="0" y="0"/>
             <wp:positionH relativeFrom="margin">
               <wp:align>left</wp:align>
@@ -14950,7 +14981,7 @@
           <w:noProof/>
         </w:rPr>
         <w:drawing>
-          <wp:inline distT="0" distB="0" distL="0" distR="0" wp14:anchorId="1C5A5EBA" wp14:editId="0763D994">
+          <wp:inline distT="0" distB="0" distL="0" distR="0" wp14:anchorId="1C5A5EBA" wp14:editId="37D7C169">
             <wp:extent cx="4791075" cy="742950"/>
             <wp:effectExtent l="0" t="0" r="9525" b="0"/>
             <wp:docPr id="2103492614" name="Imagem 1" descr="Uma imagem com captura de ecrã, círculo, Tipo de letra, Gráficos&#10;&#10;Descrição gerada automaticamente"/>
@@ -15276,8 +15307,8 @@
       <w:pPr>
         <w:pStyle w:val="Ttulo1"/>
       </w:pPr>
-      <w:bookmarkStart w:id="33" w:name="_Hlk185170372"/>
-      <w:bookmarkStart w:id="34" w:name="_Toc188570062"/>
+      <w:bookmarkStart w:id="33" w:name="_Toc188570062"/>
+      <w:bookmarkStart w:id="34" w:name="_Hlk185170372"/>
       <w:r>
         <w:lastRenderedPageBreak/>
         <w:t>Diagrama</w:t>
@@ -15288,11 +15319,11 @@
       <w:r>
         <w:t xml:space="preserve"> de atividades</w:t>
       </w:r>
+      <w:bookmarkEnd w:id="33"/>
+      <w:r>
+        <w:t xml:space="preserve"> </w:t>
+      </w:r>
       <w:bookmarkEnd w:id="34"/>
-      <w:r>
-        <w:t xml:space="preserve"> </w:t>
-      </w:r>
-      <w:bookmarkEnd w:id="33"/>
     </w:p>
     <w:p/>
     <w:p>
@@ -15948,7 +15979,7 @@
         </w:rPr>
         <w:lastRenderedPageBreak/>
         <w:drawing>
-          <wp:inline distT="0" distB="0" distL="0" distR="0" wp14:anchorId="68152388" wp14:editId="6627292F">
+          <wp:inline distT="0" distB="0" distL="0" distR="0" wp14:anchorId="68152388" wp14:editId="26522164">
             <wp:extent cx="5760720" cy="1821180"/>
             <wp:effectExtent l="0" t="0" r="0" b="7620"/>
             <wp:docPr id="192543856" name="Imagem 8"/>
@@ -16039,7 +16070,7 @@
           <w:noProof/>
         </w:rPr>
         <w:drawing>
-          <wp:inline distT="0" distB="0" distL="0" distR="0" wp14:anchorId="498EB42A" wp14:editId="091E3014">
+          <wp:inline distT="0" distB="0" distL="0" distR="0" wp14:anchorId="498EB42A" wp14:editId="1D06BB74">
             <wp:extent cx="5745480" cy="2331720"/>
             <wp:effectExtent l="0" t="0" r="7620" b="0"/>
             <wp:docPr id="1331247387" name="Imagem 9"/>
@@ -16130,7 +16161,7 @@
           <w:noProof/>
         </w:rPr>
         <w:drawing>
-          <wp:inline distT="0" distB="0" distL="0" distR="0" wp14:anchorId="69D996A5" wp14:editId="55B7D975">
+          <wp:inline distT="0" distB="0" distL="0" distR="0" wp14:anchorId="69D996A5" wp14:editId="6B75B0A6">
             <wp:extent cx="5745480" cy="2674620"/>
             <wp:effectExtent l="0" t="0" r="7620" b="0"/>
             <wp:docPr id="1877111856" name="Imagem 10"/>
@@ -16222,7 +16253,7 @@
         </w:rPr>
         <w:lastRenderedPageBreak/>
         <w:drawing>
-          <wp:inline distT="0" distB="0" distL="0" distR="0" wp14:anchorId="67BDEA34" wp14:editId="4E27536A">
+          <wp:inline distT="0" distB="0" distL="0" distR="0" wp14:anchorId="67BDEA34" wp14:editId="12694480">
             <wp:extent cx="5745480" cy="2750820"/>
             <wp:effectExtent l="0" t="0" r="7620" b="0"/>
             <wp:docPr id="133613557" name="Imagem 12"/>
@@ -16313,7 +16344,7 @@
           <w:noProof/>
         </w:rPr>
         <w:drawing>
-          <wp:inline distT="0" distB="0" distL="0" distR="0" wp14:anchorId="41DF1AE3" wp14:editId="1DB89B37">
+          <wp:inline distT="0" distB="0" distL="0" distR="0" wp14:anchorId="41DF1AE3" wp14:editId="7531CBED">
             <wp:extent cx="5745480" cy="1485900"/>
             <wp:effectExtent l="0" t="0" r="7620" b="0"/>
             <wp:docPr id="1988161219" name="Imagem 13"/>
